--- a/assets/docx/job-23_cover.docx
+++ b/assets/docx/job-23_cover.docx
@@ -69,42 +69,42 @@
     <w:p/>
     <w:p>
       <w:r>
-        <w:t>The heart of your posting is science lab experience; prep, storeroom/inventory, equipment</w:t>
+        <w:t>The heart of your posting is science lab experience. That is close to work I have actually</w:t>
       </w:r>
     </w:p>
     <w:p>
       <w:r>
-        <w:t>setup, safety. That is close to work I have actually done: QC checks and GLP</w:t>
+        <w:t>done: QC checks and GLP documentation, including flagging anything out of specification,</w:t>
       </w:r>
     </w:p>
     <w:p>
       <w:r>
-        <w:t>documentation, including flagging anything out of specification, extracting, aliquoting,</w:t>
+        <w:t>extracting, aliquoting, labeling and tracking samples so the chain of records stays intact</w:t>
       </w:r>
     </w:p>
     <w:p>
       <w:r>
-        <w:t>labeling and tracking samples so the chain of records stays intact and keeping instruments</w:t>
+        <w:t>and keeping instruments calibrated and sorting out the simple faults before they cost a</w:t>
       </w:r>
     </w:p>
     <w:p>
       <w:r>
-        <w:t>calibrated and sorting out the simple faults before they cost a run. I am comfortable</w:t>
+        <w:t>run. I am comfortable being the person who keeps a bench tidy, a record complete and a</w:t>
       </w:r>
     </w:p>
     <w:p>
       <w:r>
-        <w:t>being the person who keeps a bench tidy, a record complete and a schedule kept. The last</w:t>
+        <w:t>schedule kept. The last decade of running property operations on contract sharpened</w:t>
       </w:r>
     </w:p>
     <w:p>
       <w:r>
-        <w:t>decade of running property operations on contract sharpened exactly that: inventory,</w:t>
+        <w:t>exactly that: inventory, vendor scheduling, compliance paperwork and receipts that</w:t>
       </w:r>
     </w:p>
     <w:p>
       <w:r>
-        <w:t>vendor scheduling, compliance paperwork and receipts that reconcile.</w:t>
+        <w:t>reconcile.</w:t>
       </w:r>
     </w:p>
     <w:p/>
@@ -508,10 +508,6 @@
     <w:name w:val="Normal"/>
     <w:qFormat/>
     <w:rsid w:val="00FC693F"/>
-    <w:rPr>
-      <w:rFonts w:ascii="Calibri" w:hAnsi="Calibri"/>
-      <w:sz w:val="21"/>
-    </w:rPr>
   </w:style>
   <w:style w:type="paragraph" w:styleId="Header">
     <w:name w:val="header"/>
